--- a/Diplomarbeit/topics/Protocols/DA_Besprechung-2025-03-05.docx
+++ b/Diplomarbeit/topics/Protocols/DA_Besprechung-2025-03-05.docx
@@ -99,7 +99,25 @@
           <w:lang w:val="en-US"/>
         </w:rPr>
         <w:tab/>
-        <w:t>Fabian Schätzschock, Richard Krammer</w:t>
+        <w:t xml:space="preserve">Fabian </w:t>
+      </w:r>
+      <w:proofErr w:type="spellStart"/>
+      <w:r>
+        <w:rPr>
+          <w:sz w:val="22"/>
+          <w:szCs w:val="22"/>
+          <w:lang w:val="en-US"/>
+        </w:rPr>
+        <w:t>Schätzschock</w:t>
+      </w:r>
+      <w:proofErr w:type="spellEnd"/>
+      <w:r>
+        <w:rPr>
+          <w:sz w:val="22"/>
+          <w:szCs w:val="22"/>
+          <w:lang w:val="en-US"/>
+        </w:rPr>
+        <w:t>, Richard Krammer</w:t>
       </w:r>
     </w:p>
     <w:p>
@@ -226,7 +244,25 @@
           <w:lang w:val="en-US"/>
         </w:rPr>
         <w:tab/>
-        <w:t>HTL St. Pölten W120</w:t>
+        <w:t xml:space="preserve">HTL St. </w:t>
+      </w:r>
+      <w:proofErr w:type="spellStart"/>
+      <w:r>
+        <w:rPr>
+          <w:sz w:val="22"/>
+          <w:szCs w:val="22"/>
+          <w:lang w:val="en-US"/>
+        </w:rPr>
+        <w:t>Pölten</w:t>
+      </w:r>
+      <w:proofErr w:type="spellEnd"/>
+      <w:r>
+        <w:rPr>
+          <w:sz w:val="22"/>
+          <w:szCs w:val="22"/>
+          <w:lang w:val="en-US"/>
+        </w:rPr>
+        <w:t xml:space="preserve"> W120</w:t>
       </w:r>
     </w:p>
     <w:p>
@@ -361,8 +397,16 @@
         <w:rPr>
           <w:lang w:val="en-US"/>
         </w:rPr>
-        <w:t>Fabian Schätzschock</w:t>
-      </w:r>
+        <w:t xml:space="preserve">Fabian </w:t>
+      </w:r>
+      <w:proofErr w:type="spellStart"/>
+      <w:r>
+        <w:rPr>
+          <w:lang w:val="en-US"/>
+        </w:rPr>
+        <w:t>Schätzschock</w:t>
+      </w:r>
+      <w:proofErr w:type="spellEnd"/>
     </w:p>
     <w:p>
       <w:pPr>
@@ -523,12 +567,21 @@
                 <w:lang w:val="en-US"/>
               </w:rPr>
             </w:pPr>
+            <w:proofErr w:type="spellStart"/>
             <w:r>
               <w:rPr>
                 <w:color w:val="auto"/>
                 <w:lang w:val="en-US"/>
               </w:rPr>
-              <w:t>WebUI Prototype</w:t>
+              <w:t>WebUI</w:t>
+            </w:r>
+            <w:proofErr w:type="spellEnd"/>
+            <w:r>
+              <w:rPr>
+                <w:color w:val="auto"/>
+                <w:lang w:val="en-US"/>
+              </w:rPr>
+              <w:t xml:space="preserve"> Prototype</w:t>
             </w:r>
           </w:p>
         </w:tc>
@@ -576,11 +629,19 @@
                 <w:lang w:val="en-US"/>
               </w:rPr>
             </w:pPr>
+            <w:proofErr w:type="spellStart"/>
             <w:r>
               <w:rPr>
                 <w:color w:val="auto"/>
               </w:rPr>
-              <w:t>Completing Bridge Communication</w:t>
+              <w:t>Completing</w:t>
+            </w:r>
+            <w:proofErr w:type="spellEnd"/>
+            <w:r>
+              <w:rPr>
+                <w:color w:val="auto"/>
+              </w:rPr>
+              <w:t xml:space="preserve"> Bridge Communication</w:t>
             </w:r>
           </w:p>
         </w:tc>
@@ -1362,31 +1423,7 @@
               <w:rPr>
                 <w:lang w:val="en-US"/>
               </w:rPr>
-              <w:t>26</w:t>
-            </w:r>
-            <w:r>
-              <w:rPr>
-                <w:lang w:val="en-US"/>
-              </w:rPr>
-              <w:t>.</w:t>
-            </w:r>
-            <w:r>
-              <w:rPr>
-                <w:lang w:val="en-US"/>
-              </w:rPr>
-              <w:t>03</w:t>
-            </w:r>
-            <w:r>
-              <w:rPr>
-                <w:lang w:val="en-US"/>
-              </w:rPr>
-              <w:t>.2</w:t>
-            </w:r>
-            <w:r>
-              <w:rPr>
-                <w:lang w:val="en-US"/>
-              </w:rPr>
-              <w:t>5</w:t>
+              <w:t>26.03.25</w:t>
             </w:r>
           </w:p>
         </w:tc>
@@ -1440,31 +1477,7 @@
               <w:rPr>
                 <w:lang w:val="en-US"/>
               </w:rPr>
-              <w:t>28</w:t>
-            </w:r>
-            <w:r>
-              <w:rPr>
-                <w:lang w:val="en-US"/>
-              </w:rPr>
-              <w:t>.</w:t>
-            </w:r>
-            <w:r>
-              <w:rPr>
-                <w:lang w:val="en-US"/>
-              </w:rPr>
-              <w:t>03</w:t>
-            </w:r>
-            <w:r>
-              <w:rPr>
-                <w:lang w:val="en-US"/>
-              </w:rPr>
-              <w:t>.2</w:t>
-            </w:r>
-            <w:r>
-              <w:rPr>
-                <w:lang w:val="en-US"/>
-              </w:rPr>
-              <w:t>5</w:t>
+              <w:t>28.03.25</w:t>
             </w:r>
           </w:p>
         </w:tc>
@@ -1482,41 +1495,36 @@
     <w:p>
       <w:pPr>
         <w:rPr>
-          <w:lang w:val="en-US"/>
-        </w:rPr>
-      </w:pPr>
-      <w:r>
-        <w:rPr>
-          <w:sz w:val="22"/>
-          <w:szCs w:val="22"/>
-          <w:lang w:val="en-US"/>
-        </w:rPr>
-        <w:t>Next Seminar: October.</w:t>
-      </w:r>
-    </w:p>
-    <w:p>
-      <w:pPr>
-        <w:rPr>
-          <w:sz w:val="22"/>
-          <w:szCs w:val="22"/>
-          <w:lang w:val="en-US"/>
-        </w:rPr>
-      </w:pPr>
-    </w:p>
-    <w:p>
-      <w:pPr>
-        <w:rPr>
-          <w:lang w:val="en-US"/>
-        </w:rPr>
-      </w:pPr>
-      <w:r>
-        <w:rPr>
-          <w:sz w:val="22"/>
-          <w:szCs w:val="22"/>
-          <w:lang w:val="en-US"/>
-        </w:rPr>
-        <w:t>For the protocol: Fabian Schätzschock</w:t>
-      </w:r>
+          <w:sz w:val="22"/>
+          <w:szCs w:val="22"/>
+          <w:lang w:val="en-US"/>
+        </w:rPr>
+      </w:pPr>
+    </w:p>
+    <w:p>
+      <w:pPr>
+        <w:rPr>
+          <w:lang w:val="en-US"/>
+        </w:rPr>
+      </w:pPr>
+      <w:r>
+        <w:rPr>
+          <w:sz w:val="22"/>
+          <w:szCs w:val="22"/>
+          <w:lang w:val="en-US"/>
+        </w:rPr>
+        <w:t xml:space="preserve">For the protocol: Fabian </w:t>
+      </w:r>
+      <w:proofErr w:type="spellStart"/>
+      <w:r>
+        <w:rPr>
+          <w:sz w:val="22"/>
+          <w:szCs w:val="22"/>
+          <w:lang w:val="en-US"/>
+        </w:rPr>
+        <w:t>Schätzschock</w:t>
+      </w:r>
+      <w:proofErr w:type="spellEnd"/>
     </w:p>
     <w:p>
       <w:pPr>
@@ -1842,6 +1850,7 @@
             <w:ind w:right="36"/>
             <w:jc w:val="center"/>
           </w:pPr>
+          <w:proofErr w:type="spellStart"/>
           <w:r>
             <w:rPr>
               <w:rFonts w:ascii="Arial" w:hAnsi="Arial" w:cs="Arial"/>
@@ -1851,7 +1860,19 @@
               <w:sz w:val="28"/>
               <w:szCs w:val="28"/>
             </w:rPr>
-            <w:t>HTBLuVA St. Pölten</w:t>
+            <w:t>HTBLuVA</w:t>
+          </w:r>
+          <w:proofErr w:type="spellEnd"/>
+          <w:r>
+            <w:rPr>
+              <w:rFonts w:ascii="Arial" w:hAnsi="Arial" w:cs="Arial"/>
+              <w:b/>
+              <w:bCs/>
+              <w:color w:val="auto"/>
+              <w:sz w:val="28"/>
+              <w:szCs w:val="28"/>
+            </w:rPr>
+            <w:t xml:space="preserve"> St. Pölten</w:t>
           </w:r>
         </w:p>
         <w:p>
@@ -2011,6 +2032,7 @@
             <w:ind w:right="36"/>
             <w:jc w:val="center"/>
           </w:pPr>
+          <w:proofErr w:type="spellStart"/>
           <w:r>
             <w:rPr>
               <w:rFonts w:ascii="Arial" w:hAnsi="Arial" w:cs="Arial"/>
@@ -2020,7 +2042,19 @@
               <w:sz w:val="28"/>
               <w:szCs w:val="28"/>
             </w:rPr>
-            <w:t>HTBLuVA St. Pölten</w:t>
+            <w:t>HTBLuVA</w:t>
+          </w:r>
+          <w:proofErr w:type="spellEnd"/>
+          <w:r>
+            <w:rPr>
+              <w:rFonts w:ascii="Arial" w:hAnsi="Arial" w:cs="Arial"/>
+              <w:b/>
+              <w:bCs/>
+              <w:color w:val="auto"/>
+              <w:sz w:val="28"/>
+              <w:szCs w:val="28"/>
+            </w:rPr>
+            <w:t xml:space="preserve"> St. Pölten</w:t>
           </w:r>
         </w:p>
         <w:p>

--- a/Diplomarbeit/topics/Protocols/DA_Besprechung-2025-03-05.docx
+++ b/Diplomarbeit/topics/Protocols/DA_Besprechung-2025-03-05.docx
@@ -19,7 +19,27 @@
           <w:szCs w:val="28"/>
           <w:lang w:val="en-US"/>
         </w:rPr>
-        <w:t>Transcript of the first thesis seminar</w:t>
+        <w:t xml:space="preserve">Transcript of the </w:t>
+      </w:r>
+      <w:r>
+        <w:rPr>
+          <w:b/>
+          <w:bCs/>
+          <w:sz w:val="28"/>
+          <w:szCs w:val="28"/>
+          <w:lang w:val="en-US"/>
+        </w:rPr>
+        <w:t>fourth</w:t>
+      </w:r>
+      <w:r>
+        <w:rPr>
+          <w:b/>
+          <w:bCs/>
+          <w:sz w:val="28"/>
+          <w:szCs w:val="28"/>
+          <w:lang w:val="en-US"/>
+        </w:rPr>
+        <w:t xml:space="preserve"> thesis seminar</w:t>
       </w:r>
       <w:r>
         <w:rPr>
@@ -283,7 +303,16 @@
           <w:szCs w:val="22"/>
           <w:lang w:val="en-US"/>
         </w:rPr>
-        <w:t>Date:</w:t>
+        <w:t>Date</w:t>
+      </w:r>
+      <w:proofErr w:type="gramStart"/>
+      <w:r>
+        <w:rPr>
+          <w:sz w:val="22"/>
+          <w:szCs w:val="22"/>
+          <w:lang w:val="en-US"/>
+        </w:rPr>
+        <w:t>:</w:t>
       </w:r>
       <w:r>
         <w:rPr>
@@ -300,7 +329,16 @@
           <w:lang w:val="en-US"/>
         </w:rPr>
         <w:tab/>
-        <w:t>05.03.2025</w:t>
+        <w:t>05.03</w:t>
+      </w:r>
+      <w:proofErr w:type="gramEnd"/>
+      <w:r>
+        <w:rPr>
+          <w:sz w:val="22"/>
+          <w:szCs w:val="22"/>
+          <w:lang w:val="en-US"/>
+        </w:rPr>
+        <w:t>.2025</w:t>
       </w:r>
     </w:p>
     <w:p>
@@ -331,27 +369,6 @@
         <w:tab/>
         <w:t>07:30</w:t>
       </w:r>
-    </w:p>
-    <w:p>
-      <w:pPr>
-        <w:tabs>
-          <w:tab w:val="left" w:pos="1418"/>
-          <w:tab w:val="left" w:pos="3969"/>
-          <w:tab w:val="left" w:pos="5387"/>
-        </w:tabs>
-        <w:rPr>
-          <w:sz w:val="22"/>
-          <w:szCs w:val="22"/>
-          <w:lang w:val="en-US"/>
-        </w:rPr>
-      </w:pPr>
-    </w:p>
-    <w:p>
-      <w:pPr>
-        <w:rPr>
-          <w:lang w:val="en-US"/>
-        </w:rPr>
-      </w:pPr>
     </w:p>
     <w:p>
       <w:pPr>
@@ -695,15 +712,6 @@
         <w:t>To be done</w:t>
       </w:r>
     </w:p>
-    <w:p>
-      <w:pPr>
-        <w:rPr>
-          <w:sz w:val="22"/>
-          <w:szCs w:val="22"/>
-          <w:lang w:val="en-US"/>
-        </w:rPr>
-      </w:pPr>
-    </w:p>
     <w:tbl>
       <w:tblPr>
         <w:tblW w:w="7655" w:type="dxa"/>
@@ -951,84 +959,6 @@
     </w:tbl>
     <w:p>
       <w:pPr>
-        <w:pStyle w:val="berschrift1"/>
-        <w:rPr>
-          <w:lang w:val="en-US"/>
-        </w:rPr>
-      </w:pPr>
-    </w:p>
-    <w:p>
-      <w:pPr>
-        <w:rPr>
-          <w:lang w:val="en-US"/>
-        </w:rPr>
-      </w:pPr>
-    </w:p>
-    <w:p>
-      <w:pPr>
-        <w:rPr>
-          <w:lang w:val="en-US"/>
-        </w:rPr>
-      </w:pPr>
-    </w:p>
-    <w:p>
-      <w:pPr>
-        <w:rPr>
-          <w:lang w:val="en-US"/>
-        </w:rPr>
-      </w:pPr>
-    </w:p>
-    <w:p>
-      <w:pPr>
-        <w:rPr>
-          <w:lang w:val="en-US"/>
-        </w:rPr>
-      </w:pPr>
-    </w:p>
-    <w:p>
-      <w:pPr>
-        <w:rPr>
-          <w:lang w:val="en-US"/>
-        </w:rPr>
-      </w:pPr>
-    </w:p>
-    <w:p>
-      <w:pPr>
-        <w:rPr>
-          <w:lang w:val="en-US"/>
-        </w:rPr>
-      </w:pPr>
-    </w:p>
-    <w:p>
-      <w:pPr>
-        <w:rPr>
-          <w:lang w:val="en-US"/>
-        </w:rPr>
-      </w:pPr>
-    </w:p>
-    <w:p>
-      <w:pPr>
-        <w:rPr>
-          <w:lang w:val="en-US"/>
-        </w:rPr>
-      </w:pPr>
-    </w:p>
-    <w:p>
-      <w:pPr>
-        <w:rPr>
-          <w:lang w:val="en-US"/>
-        </w:rPr>
-      </w:pPr>
-    </w:p>
-    <w:p>
-      <w:pPr>
-        <w:rPr>
-          <w:lang w:val="en-US"/>
-        </w:rPr>
-      </w:pPr>
-    </w:p>
-    <w:p>
-      <w:pPr>
         <w:rPr>
           <w:lang w:val="en-US"/>
         </w:rPr>
@@ -1045,7 +975,6 @@
         <w:rPr>
           <w:lang w:val="en-US"/>
         </w:rPr>
-        <w:lastRenderedPageBreak/>
         <w:t>Richard Krammer</w:t>
       </w:r>
     </w:p>
@@ -1062,15 +991,6 @@
         </w:rPr>
         <w:t>State</w:t>
       </w:r>
-    </w:p>
-    <w:p>
-      <w:pPr>
-        <w:rPr>
-          <w:sz w:val="22"/>
-          <w:szCs w:val="22"/>
-          <w:lang w:val="en-US"/>
-        </w:rPr>
-      </w:pPr>
     </w:p>
     <w:tbl>
       <w:tblPr>
@@ -1197,97 +1117,15 @@
           </w:p>
         </w:tc>
       </w:tr>
-      <w:tr>
-        <w:tc>
-          <w:tcPr>
-            <w:tcW w:w="5812" w:type="dxa"/>
-            <w:tcBorders>
-              <w:left w:val="single" w:sz="4" w:space="0" w:color="000000"/>
-              <w:bottom w:val="single" w:sz="4" w:space="0" w:color="000000"/>
-              <w:right w:val="single" w:sz="4" w:space="0" w:color="000000"/>
-            </w:tcBorders>
-            <w:shd w:val="clear" w:color="auto" w:fill="auto"/>
-            <w:vAlign w:val="center"/>
-          </w:tcPr>
-          <w:p>
-            <w:pPr>
-              <w:rPr>
-                <w:lang w:val="en-US"/>
-              </w:rPr>
-            </w:pPr>
-          </w:p>
-        </w:tc>
-        <w:tc>
-          <w:tcPr>
-            <w:tcW w:w="1843" w:type="dxa"/>
-            <w:tcBorders>
-              <w:left w:val="single" w:sz="4" w:space="0" w:color="000000"/>
-              <w:bottom w:val="single" w:sz="4" w:space="0" w:color="000000"/>
-              <w:right w:val="single" w:sz="4" w:space="0" w:color="000000"/>
-            </w:tcBorders>
-            <w:shd w:val="clear" w:color="auto" w:fill="auto"/>
-          </w:tcPr>
-          <w:p>
-            <w:pPr>
-              <w:rPr>
-                <w:lang w:val="en-US"/>
-              </w:rPr>
-            </w:pPr>
-            <w:r>
-              <w:rPr>
-                <w:lang w:val="en-US"/>
-              </w:rPr>
-              <w:t>OK</w:t>
-            </w:r>
-          </w:p>
-        </w:tc>
-      </w:tr>
-      <w:tr>
-        <w:tc>
-          <w:tcPr>
-            <w:tcW w:w="5812" w:type="dxa"/>
-            <w:tcBorders>
-              <w:left w:val="single" w:sz="4" w:space="0" w:color="000000"/>
-              <w:bottom w:val="single" w:sz="4" w:space="0" w:color="000000"/>
-              <w:right w:val="single" w:sz="4" w:space="0" w:color="000000"/>
-            </w:tcBorders>
-            <w:shd w:val="clear" w:color="auto" w:fill="auto"/>
-            <w:vAlign w:val="center"/>
-          </w:tcPr>
-          <w:p>
-            <w:pPr>
-              <w:rPr>
-                <w:lang w:val="en-US"/>
-              </w:rPr>
-            </w:pPr>
-          </w:p>
-        </w:tc>
-        <w:tc>
-          <w:tcPr>
-            <w:tcW w:w="1843" w:type="dxa"/>
-            <w:tcBorders>
-              <w:left w:val="single" w:sz="4" w:space="0" w:color="000000"/>
-              <w:bottom w:val="single" w:sz="4" w:space="0" w:color="000000"/>
-              <w:right w:val="single" w:sz="4" w:space="0" w:color="000000"/>
-            </w:tcBorders>
-            <w:shd w:val="clear" w:color="auto" w:fill="auto"/>
-          </w:tcPr>
-          <w:p>
-            <w:pPr>
-              <w:rPr>
-                <w:lang w:val="en-US"/>
-              </w:rPr>
-            </w:pPr>
-            <w:r>
-              <w:rPr>
-                <w:lang w:val="en-US"/>
-              </w:rPr>
-              <w:t>OK</w:t>
-            </w:r>
-          </w:p>
-        </w:tc>
-      </w:tr>
     </w:tbl>
+    <w:p>
+      <w:pPr>
+        <w:pStyle w:val="berschrift2"/>
+        <w:rPr>
+          <w:lang w:val="en-US"/>
+        </w:rPr>
+      </w:pPr>
+    </w:p>
     <w:p>
       <w:pPr>
         <w:pStyle w:val="berschrift2"/>
@@ -1507,24 +1345,6 @@
           <w:lang w:val="en-US"/>
         </w:rPr>
       </w:pPr>
-      <w:r>
-        <w:rPr>
-          <w:sz w:val="22"/>
-          <w:szCs w:val="22"/>
-          <w:lang w:val="en-US"/>
-        </w:rPr>
-        <w:t xml:space="preserve">For the protocol: Fabian </w:t>
-      </w:r>
-      <w:proofErr w:type="spellStart"/>
-      <w:r>
-        <w:rPr>
-          <w:sz w:val="22"/>
-          <w:szCs w:val="22"/>
-          <w:lang w:val="en-US"/>
-        </w:rPr>
-        <w:t>Schätzschock</w:t>
-      </w:r>
-      <w:proofErr w:type="spellEnd"/>
     </w:p>
     <w:p>
       <w:pPr>
@@ -1533,69 +1353,11 @@
         </w:rPr>
       </w:pPr>
     </w:p>
-    <w:p>
-      <w:pPr>
-        <w:rPr>
-          <w:lang w:val="en-US"/>
-        </w:rPr>
-      </w:pPr>
-    </w:p>
-    <w:p>
-      <w:pPr>
-        <w:rPr>
-          <w:lang w:val="en-US"/>
-        </w:rPr>
-      </w:pPr>
-    </w:p>
-    <w:p>
-      <w:pPr>
-        <w:rPr>
-          <w:lang w:val="en-US"/>
-        </w:rPr>
-      </w:pPr>
-    </w:p>
-    <w:p>
-      <w:pPr>
-        <w:rPr>
-          <w:lang w:val="en-US"/>
-        </w:rPr>
-      </w:pPr>
-    </w:p>
-    <w:p>
-      <w:pPr>
-        <w:rPr>
-          <w:lang w:val="en-US"/>
-        </w:rPr>
-      </w:pPr>
-    </w:p>
-    <w:p>
-      <w:pPr>
-        <w:rPr>
-          <w:lang w:val="en-US"/>
-        </w:rPr>
-      </w:pPr>
-    </w:p>
-    <w:p>
-      <w:pPr>
-        <w:rPr>
-          <w:lang w:val="en-US"/>
-        </w:rPr>
-      </w:pPr>
-    </w:p>
-    <w:p>
-      <w:pPr>
-        <w:rPr>
-          <w:lang w:val="en-US"/>
-        </w:rPr>
-      </w:pPr>
-    </w:p>
     <w:sectPr>
-      <w:headerReference w:type="even" r:id="rId6"/>
-      <w:headerReference w:type="default" r:id="rId7"/>
-      <w:footerReference w:type="even" r:id="rId8"/>
-      <w:footerReference w:type="default" r:id="rId9"/>
-      <w:headerReference w:type="first" r:id="rId10"/>
-      <w:footerReference w:type="first" r:id="rId11"/>
+      <w:headerReference w:type="default" r:id="rId6"/>
+      <w:footerReference w:type="default" r:id="rId7"/>
+      <w:headerReference w:type="first" r:id="rId8"/>
+      <w:footerReference w:type="first" r:id="rId9"/>
       <w:pgSz w:w="11906" w:h="16838"/>
       <w:pgMar w:top="1134" w:right="1134" w:bottom="1134" w:left="1134" w:header="709" w:footer="709" w:gutter="0"/>
       <w:cols w:space="720"/>
@@ -1627,6 +1389,38 @@
 
 <file path=word/footer1.xml><?xml version="1.0" encoding="utf-8"?>
 <w:ftr xmlns:wpc="http://schemas.microsoft.com/office/word/2010/wordprocessingCanvas" xmlns:cx="http://schemas.microsoft.com/office/drawing/2014/chartex" xmlns:cx1="http://schemas.microsoft.com/office/drawing/2015/9/8/chartex" xmlns:cx2="http://schemas.microsoft.com/office/drawing/2015/10/21/chartex" xmlns:cx3="http://schemas.microsoft.com/office/drawing/2016/5/9/chartex" xmlns:cx4="http://schemas.microsoft.com/office/drawing/2016/5/10/chartex" xmlns:cx5="http://schemas.microsoft.com/office/drawing/2016/5/11/chartex" xmlns:cx6="http://schemas.microsoft.com/office/drawing/2016/5/12/chartex" xmlns:cx7="http://schemas.microsoft.com/office/drawing/2016/5/13/chartex" xmlns:cx8="http://schemas.microsoft.com/office/drawing/2016/5/14/chartex" xmlns:mc="http://schemas.openxmlformats.org/markup-compatibility/2006" xmlns:aink="http://schemas.microsoft.com/office/drawing/2016/ink" xmlns:am3d="http://schemas.microsoft.com/office/drawing/2017/model3d" xmlns:o="urn:schemas-microsoft-com:office:office" xmlns:oel="http://schemas.microsoft.com/office/2019/extlst" xmlns:r="http://schemas.openxmlformats.org/officeDocument/2006/relationships" xmlns:m="http://schemas.openxmlformats.org/officeDocument/2006/math" xmlns:v="urn:schemas-microsoft-com:vml" xmlns:wp14="http://schemas.microsoft.com/office/word/2010/wordprocessingDrawing" xmlns:wp="http://schemas.openxmlformats.org/drawingml/2006/wordprocessingDrawing" xmlns:w10="urn:schemas-microsoft-com:office:word" xmlns:w="http://schemas.openxmlformats.org/wordprocessingml/2006/main" xmlns:w14="http://schemas.microsoft.com/office/word/2010/wordml" xmlns:w15="http://schemas.microsoft.com/office/word/2012/wordml" xmlns:w16cex="http://schemas.microsoft.com/office/word/2018/wordml/cex" xmlns:w16cid="http://schemas.microsoft.com/office/word/2016/wordml/cid" xmlns:w16="http://schemas.microsoft.com/office/word/2018/wordml" xmlns:w16du="http://schemas.microsoft.com/office/word/2023/wordml/word16du" xmlns:w16sdtdh="http://schemas.microsoft.com/office/word/2020/wordml/sdtdatahash" xmlns:w16sdtfl="http://schemas.microsoft.com/office/word/2024/wordml/sdtformatlock" xmlns:w16se="http://schemas.microsoft.com/office/word/2015/wordml/symex" xmlns:wpg="http://schemas.microsoft.com/office/word/2010/wordprocessingGroup" xmlns:wpi="http://schemas.microsoft.com/office/word/2010/wordprocessingInk" xmlns:wne="http://schemas.microsoft.com/office/word/2006/wordml" xmlns:wps="http://schemas.microsoft.com/office/word/2010/wordprocessingShape" mc:Ignorable="w14 w15 w16se w16cid w16 w16cex w16sdtdh w16sdtfl w16du wp14">
+  <w:tbl>
+    <w:tblPr>
+      <w:tblW w:w="4950" w:type="pct"/>
+      <w:tblInd w:w="-68" w:type="dxa"/>
+      <w:tblLayout w:type="fixed"/>
+      <w:tblCellMar>
+        <w:left w:w="70" w:type="dxa"/>
+        <w:right w:w="70" w:type="dxa"/>
+      </w:tblCellMar>
+      <w:tblLook w:val="0000" w:firstRow="0" w:lastRow="0" w:firstColumn="0" w:lastColumn="0" w:noHBand="0" w:noVBand="0"/>
+    </w:tblPr>
+    <w:tblGrid>
+      <w:gridCol w:w="9680"/>
+    </w:tblGrid>
+    <w:tr>
+      <w:trPr>
+        <w:cantSplit/>
+        <w:trHeight w:hRule="exact" w:val="340"/>
+      </w:trPr>
+      <w:tc>
+        <w:tcPr>
+          <w:tcW w:w="9541" w:type="dxa"/>
+          <w:tcBorders>
+            <w:top w:val="single" w:sz="4" w:space="0" w:color="000000"/>
+          </w:tcBorders>
+          <w:shd w:val="clear" w:color="auto" w:fill="auto"/>
+          <w:vAlign w:val="center"/>
+        </w:tcPr>
+        <w:p/>
+      </w:tc>
+    </w:tr>
+  </w:tbl>
   <w:p>
     <w:pPr>
       <w:pStyle w:val="Fuzeile"/>
@@ -1677,48 +1471,6 @@
 </w:ftr>
 </file>
 
-<file path=word/footer3.xml><?xml version="1.0" encoding="utf-8"?>
-<w:ftr xmlns:wpc="http://schemas.microsoft.com/office/word/2010/wordprocessingCanvas" xmlns:cx="http://schemas.microsoft.com/office/drawing/2014/chartex" xmlns:cx1="http://schemas.microsoft.com/office/drawing/2015/9/8/chartex" xmlns:cx2="http://schemas.microsoft.com/office/drawing/2015/10/21/chartex" xmlns:cx3="http://schemas.microsoft.com/office/drawing/2016/5/9/chartex" xmlns:cx4="http://schemas.microsoft.com/office/drawing/2016/5/10/chartex" xmlns:cx5="http://schemas.microsoft.com/office/drawing/2016/5/11/chartex" xmlns:cx6="http://schemas.microsoft.com/office/drawing/2016/5/12/chartex" xmlns:cx7="http://schemas.microsoft.com/office/drawing/2016/5/13/chartex" xmlns:cx8="http://schemas.microsoft.com/office/drawing/2016/5/14/chartex" xmlns:mc="http://schemas.openxmlformats.org/markup-compatibility/2006" xmlns:aink="http://schemas.microsoft.com/office/drawing/2016/ink" xmlns:am3d="http://schemas.microsoft.com/office/drawing/2017/model3d" xmlns:o="urn:schemas-microsoft-com:office:office" xmlns:oel="http://schemas.microsoft.com/office/2019/extlst" xmlns:r="http://schemas.openxmlformats.org/officeDocument/2006/relationships" xmlns:m="http://schemas.openxmlformats.org/officeDocument/2006/math" xmlns:v="urn:schemas-microsoft-com:vml" xmlns:wp14="http://schemas.microsoft.com/office/word/2010/wordprocessingDrawing" xmlns:wp="http://schemas.openxmlformats.org/drawingml/2006/wordprocessingDrawing" xmlns:w10="urn:schemas-microsoft-com:office:word" xmlns:w="http://schemas.openxmlformats.org/wordprocessingml/2006/main" xmlns:w14="http://schemas.microsoft.com/office/word/2010/wordml" xmlns:w15="http://schemas.microsoft.com/office/word/2012/wordml" xmlns:w16cex="http://schemas.microsoft.com/office/word/2018/wordml/cex" xmlns:w16cid="http://schemas.microsoft.com/office/word/2016/wordml/cid" xmlns:w16="http://schemas.microsoft.com/office/word/2018/wordml" xmlns:w16du="http://schemas.microsoft.com/office/word/2023/wordml/word16du" xmlns:w16sdtdh="http://schemas.microsoft.com/office/word/2020/wordml/sdtdatahash" xmlns:w16sdtfl="http://schemas.microsoft.com/office/word/2024/wordml/sdtformatlock" xmlns:w16se="http://schemas.microsoft.com/office/word/2015/wordml/symex" xmlns:wpg="http://schemas.microsoft.com/office/word/2010/wordprocessingGroup" xmlns:wpi="http://schemas.microsoft.com/office/word/2010/wordprocessingInk" xmlns:wne="http://schemas.microsoft.com/office/word/2006/wordml" xmlns:wps="http://schemas.microsoft.com/office/word/2010/wordprocessingShape" mc:Ignorable="w14 w15 w16se w16cid w16 w16cex w16sdtdh w16sdtfl w16du wp14">
-  <w:tbl>
-    <w:tblPr>
-      <w:tblW w:w="4950" w:type="pct"/>
-      <w:tblInd w:w="-68" w:type="dxa"/>
-      <w:tblLayout w:type="fixed"/>
-      <w:tblCellMar>
-        <w:left w:w="70" w:type="dxa"/>
-        <w:right w:w="70" w:type="dxa"/>
-      </w:tblCellMar>
-      <w:tblLook w:val="0000" w:firstRow="0" w:lastRow="0" w:firstColumn="0" w:lastColumn="0" w:noHBand="0" w:noVBand="0"/>
-    </w:tblPr>
-    <w:tblGrid>
-      <w:gridCol w:w="9680"/>
-    </w:tblGrid>
-    <w:tr>
-      <w:trPr>
-        <w:cantSplit/>
-        <w:trHeight w:hRule="exact" w:val="340"/>
-      </w:trPr>
-      <w:tc>
-        <w:tcPr>
-          <w:tcW w:w="9541" w:type="dxa"/>
-          <w:tcBorders>
-            <w:top w:val="single" w:sz="4" w:space="0" w:color="000000"/>
-          </w:tcBorders>
-          <w:shd w:val="clear" w:color="auto" w:fill="auto"/>
-          <w:vAlign w:val="center"/>
-        </w:tcPr>
-        <w:p/>
-      </w:tc>
-    </w:tr>
-  </w:tbl>
-  <w:p>
-    <w:pPr>
-      <w:pStyle w:val="Fuzeile"/>
-    </w:pPr>
-  </w:p>
-</w:ftr>
-</file>
-
 <file path=word/footnotes.xml><?xml version="1.0" encoding="utf-8"?>
 <w:footnotes xmlns:wpc="http://schemas.microsoft.com/office/word/2010/wordprocessingCanvas" xmlns:cx="http://schemas.microsoft.com/office/drawing/2014/chartex" xmlns:cx1="http://schemas.microsoft.com/office/drawing/2015/9/8/chartex" xmlns:cx2="http://schemas.microsoft.com/office/drawing/2015/10/21/chartex" xmlns:cx3="http://schemas.microsoft.com/office/drawing/2016/5/9/chartex" xmlns:cx4="http://schemas.microsoft.com/office/drawing/2016/5/10/chartex" xmlns:cx5="http://schemas.microsoft.com/office/drawing/2016/5/11/chartex" xmlns:cx6="http://schemas.microsoft.com/office/drawing/2016/5/12/chartex" xmlns:cx7="http://schemas.microsoft.com/office/drawing/2016/5/13/chartex" xmlns:cx8="http://schemas.microsoft.com/office/drawing/2016/5/14/chartex" xmlns:mc="http://schemas.openxmlformats.org/markup-compatibility/2006" xmlns:aink="http://schemas.microsoft.com/office/drawing/2016/ink" xmlns:am3d="http://schemas.microsoft.com/office/drawing/2017/model3d" xmlns:o="urn:schemas-microsoft-com:office:office" xmlns:oel="http://schemas.microsoft.com/office/2019/extlst" xmlns:r="http://schemas.openxmlformats.org/officeDocument/2006/relationships" xmlns:m="http://schemas.openxmlformats.org/officeDocument/2006/math" xmlns:v="urn:schemas-microsoft-com:vml" xmlns:wp14="http://schemas.microsoft.com/office/word/2010/wordprocessingDrawing" xmlns:wp="http://schemas.openxmlformats.org/drawingml/2006/wordprocessingDrawing" xmlns:w10="urn:schemas-microsoft-com:office:word" xmlns:w="http://schemas.openxmlformats.org/wordprocessingml/2006/main" xmlns:w14="http://schemas.microsoft.com/office/word/2010/wordml" xmlns:w15="http://schemas.microsoft.com/office/word/2012/wordml" xmlns:w16cex="http://schemas.microsoft.com/office/word/2018/wordml/cex" xmlns:w16cid="http://schemas.microsoft.com/office/word/2016/wordml/cid" xmlns:w16="http://schemas.microsoft.com/office/word/2018/wordml" xmlns:w16du="http://schemas.microsoft.com/office/word/2023/wordml/word16du" xmlns:w16sdtdh="http://schemas.microsoft.com/office/word/2020/wordml/sdtdatahash" xmlns:w16sdtfl="http://schemas.microsoft.com/office/word/2024/wordml/sdtformatlock" xmlns:w16se="http://schemas.microsoft.com/office/word/2015/wordml/symex" xmlns:wpg="http://schemas.microsoft.com/office/word/2010/wordprocessingGroup" xmlns:wpi="http://schemas.microsoft.com/office/word/2010/wordprocessingInk" xmlns:wne="http://schemas.microsoft.com/office/word/2006/wordml" xmlns:wps="http://schemas.microsoft.com/office/word/2010/wordprocessingShape" mc:Ignorable="w14 w15 w16se w16cid w16 w16cex w16sdtdh w16sdtfl w16du wp14">
   <w:footnote w:type="separator" w:id="-1">
@@ -1739,16 +1491,6 @@
 </file>
 
 <file path=word/header1.xml><?xml version="1.0" encoding="utf-8"?>
-<w:hdr xmlns:wpc="http://schemas.microsoft.com/office/word/2010/wordprocessingCanvas" xmlns:cx="http://schemas.microsoft.com/office/drawing/2014/chartex" xmlns:cx1="http://schemas.microsoft.com/office/drawing/2015/9/8/chartex" xmlns:cx2="http://schemas.microsoft.com/office/drawing/2015/10/21/chartex" xmlns:cx3="http://schemas.microsoft.com/office/drawing/2016/5/9/chartex" xmlns:cx4="http://schemas.microsoft.com/office/drawing/2016/5/10/chartex" xmlns:cx5="http://schemas.microsoft.com/office/drawing/2016/5/11/chartex" xmlns:cx6="http://schemas.microsoft.com/office/drawing/2016/5/12/chartex" xmlns:cx7="http://schemas.microsoft.com/office/drawing/2016/5/13/chartex" xmlns:cx8="http://schemas.microsoft.com/office/drawing/2016/5/14/chartex" xmlns:mc="http://schemas.openxmlformats.org/markup-compatibility/2006" xmlns:aink="http://schemas.microsoft.com/office/drawing/2016/ink" xmlns:am3d="http://schemas.microsoft.com/office/drawing/2017/model3d" xmlns:o="urn:schemas-microsoft-com:office:office" xmlns:oel="http://schemas.microsoft.com/office/2019/extlst" xmlns:r="http://schemas.openxmlformats.org/officeDocument/2006/relationships" xmlns:m="http://schemas.openxmlformats.org/officeDocument/2006/math" xmlns:v="urn:schemas-microsoft-com:vml" xmlns:wp14="http://schemas.microsoft.com/office/word/2010/wordprocessingDrawing" xmlns:wp="http://schemas.openxmlformats.org/drawingml/2006/wordprocessingDrawing" xmlns:w10="urn:schemas-microsoft-com:office:word" xmlns:w="http://schemas.openxmlformats.org/wordprocessingml/2006/main" xmlns:w14="http://schemas.microsoft.com/office/word/2010/wordml" xmlns:w15="http://schemas.microsoft.com/office/word/2012/wordml" xmlns:w16cex="http://schemas.microsoft.com/office/word/2018/wordml/cex" xmlns:w16cid="http://schemas.microsoft.com/office/word/2016/wordml/cid" xmlns:w16="http://schemas.microsoft.com/office/word/2018/wordml" xmlns:w16du="http://schemas.microsoft.com/office/word/2023/wordml/word16du" xmlns:w16sdtdh="http://schemas.microsoft.com/office/word/2020/wordml/sdtdatahash" xmlns:w16sdtfl="http://schemas.microsoft.com/office/word/2024/wordml/sdtformatlock" xmlns:w16se="http://schemas.microsoft.com/office/word/2015/wordml/symex" xmlns:wpg="http://schemas.microsoft.com/office/word/2010/wordprocessingGroup" xmlns:wpi="http://schemas.microsoft.com/office/word/2010/wordprocessingInk" xmlns:wne="http://schemas.microsoft.com/office/word/2006/wordml" xmlns:wps="http://schemas.microsoft.com/office/word/2010/wordprocessingShape" mc:Ignorable="w14 w15 w16se w16cid w16 w16cex w16sdtdh w16sdtfl w16du wp14">
-  <w:p>
-    <w:pPr>
-      <w:pStyle w:val="Kopfzeile"/>
-    </w:pPr>
-  </w:p>
-</w:hdr>
-</file>
-
-<file path=word/header2.xml><?xml version="1.0" encoding="utf-8"?>
 <w:hdr xmlns:wpc="http://schemas.microsoft.com/office/word/2010/wordprocessingCanvas" xmlns:cx="http://schemas.microsoft.com/office/drawing/2014/chartex" xmlns:cx1="http://schemas.microsoft.com/office/drawing/2015/9/8/chartex" xmlns:cx2="http://schemas.microsoft.com/office/drawing/2015/10/21/chartex" xmlns:cx3="http://schemas.microsoft.com/office/drawing/2016/5/9/chartex" xmlns:cx4="http://schemas.microsoft.com/office/drawing/2016/5/10/chartex" xmlns:cx5="http://schemas.microsoft.com/office/drawing/2016/5/11/chartex" xmlns:cx6="http://schemas.microsoft.com/office/drawing/2016/5/12/chartex" xmlns:cx7="http://schemas.microsoft.com/office/drawing/2016/5/13/chartex" xmlns:cx8="http://schemas.microsoft.com/office/drawing/2016/5/14/chartex" xmlns:mc="http://schemas.openxmlformats.org/markup-compatibility/2006" xmlns:aink="http://schemas.microsoft.com/office/drawing/2016/ink" xmlns:am3d="http://schemas.microsoft.com/office/drawing/2017/model3d" xmlns:o="urn:schemas-microsoft-com:office:office" xmlns:oel="http://schemas.microsoft.com/office/2019/extlst" xmlns:r="http://schemas.openxmlformats.org/officeDocument/2006/relationships" xmlns:m="http://schemas.openxmlformats.org/officeDocument/2006/math" xmlns:v="urn:schemas-microsoft-com:vml" xmlns:wp14="http://schemas.microsoft.com/office/word/2010/wordprocessingDrawing" xmlns:wp="http://schemas.openxmlformats.org/drawingml/2006/wordprocessingDrawing" xmlns:w10="urn:schemas-microsoft-com:office:word" xmlns:w="http://schemas.openxmlformats.org/wordprocessingml/2006/main" xmlns:w14="http://schemas.microsoft.com/office/word/2010/wordml" xmlns:w15="http://schemas.microsoft.com/office/word/2012/wordml" xmlns:w16cex="http://schemas.microsoft.com/office/word/2018/wordml/cex" xmlns:w16cid="http://schemas.microsoft.com/office/word/2016/wordml/cid" xmlns:w16="http://schemas.microsoft.com/office/word/2018/wordml" xmlns:w16du="http://schemas.microsoft.com/office/word/2023/wordml/word16du" xmlns:w16sdtdh="http://schemas.microsoft.com/office/word/2020/wordml/sdtdatahash" xmlns:w16sdtfl="http://schemas.microsoft.com/office/word/2024/wordml/sdtformatlock" xmlns:w16se="http://schemas.microsoft.com/office/word/2015/wordml/symex" xmlns:wpg="http://schemas.microsoft.com/office/word/2010/wordprocessingGroup" xmlns:wpi="http://schemas.microsoft.com/office/word/2010/wordprocessingInk" xmlns:wne="http://schemas.microsoft.com/office/word/2006/wordml" xmlns:wps="http://schemas.microsoft.com/office/word/2010/wordprocessingShape" mc:Ignorable="w14 w15 w16se w16cid w16 w16cex w16sdtdh w16sdtfl w16du wp14">
   <w:tbl>
     <w:tblPr>
@@ -1883,8 +1625,13 @@
             <w:jc w:val="center"/>
           </w:pPr>
           <w:r>
-            <w:t>Abteilung für Elektronik und Technische Informatik</w:t>
+            <w:t xml:space="preserve">Electronics and Technical </w:t>
           </w:r>
+          <w:proofErr w:type="spellStart"/>
+          <w:r>
+            <w:t>Informatics</w:t>
+          </w:r>
+          <w:proofErr w:type="spellEnd"/>
         </w:p>
       </w:tc>
       <w:tc>
@@ -1916,7 +1663,7 @@
               <w:sz w:val="28"/>
               <w:szCs w:val="28"/>
             </w:rPr>
-            <w:t>Reife- und Diplomprüfung</w:t>
+            <w:t>Diploma Thesis</w:t>
           </w:r>
         </w:p>
       </w:tc>
@@ -1930,7 +1677,7 @@
 </w:hdr>
 </file>
 
-<file path=word/header3.xml><?xml version="1.0" encoding="utf-8"?>
+<file path=word/header2.xml><?xml version="1.0" encoding="utf-8"?>
 <w:hdr xmlns:wpc="http://schemas.microsoft.com/office/word/2010/wordprocessingCanvas" xmlns:cx="http://schemas.microsoft.com/office/drawing/2014/chartex" xmlns:cx1="http://schemas.microsoft.com/office/drawing/2015/9/8/chartex" xmlns:cx2="http://schemas.microsoft.com/office/drawing/2015/10/21/chartex" xmlns:cx3="http://schemas.microsoft.com/office/drawing/2016/5/9/chartex" xmlns:cx4="http://schemas.microsoft.com/office/drawing/2016/5/10/chartex" xmlns:cx5="http://schemas.microsoft.com/office/drawing/2016/5/11/chartex" xmlns:cx6="http://schemas.microsoft.com/office/drawing/2016/5/12/chartex" xmlns:cx7="http://schemas.microsoft.com/office/drawing/2016/5/13/chartex" xmlns:cx8="http://schemas.microsoft.com/office/drawing/2016/5/14/chartex" xmlns:mc="http://schemas.openxmlformats.org/markup-compatibility/2006" xmlns:aink="http://schemas.microsoft.com/office/drawing/2016/ink" xmlns:am3d="http://schemas.microsoft.com/office/drawing/2017/model3d" xmlns:o="urn:schemas-microsoft-com:office:office" xmlns:oel="http://schemas.microsoft.com/office/2019/extlst" xmlns:r="http://schemas.openxmlformats.org/officeDocument/2006/relationships" xmlns:m="http://schemas.openxmlformats.org/officeDocument/2006/math" xmlns:v="urn:schemas-microsoft-com:vml" xmlns:wp14="http://schemas.microsoft.com/office/word/2010/wordprocessingDrawing" xmlns:wp="http://schemas.openxmlformats.org/drawingml/2006/wordprocessingDrawing" xmlns:w10="urn:schemas-microsoft-com:office:word" xmlns:w="http://schemas.openxmlformats.org/wordprocessingml/2006/main" xmlns:w14="http://schemas.microsoft.com/office/word/2010/wordml" xmlns:w15="http://schemas.microsoft.com/office/word/2012/wordml" xmlns:w16cex="http://schemas.microsoft.com/office/word/2018/wordml/cex" xmlns:w16cid="http://schemas.microsoft.com/office/word/2016/wordml/cid" xmlns:w16="http://schemas.microsoft.com/office/word/2018/wordml" xmlns:w16du="http://schemas.microsoft.com/office/word/2023/wordml/word16du" xmlns:w16sdtdh="http://schemas.microsoft.com/office/word/2020/wordml/sdtdatahash" xmlns:w16sdtfl="http://schemas.microsoft.com/office/word/2024/wordml/sdtformatlock" xmlns:w16se="http://schemas.microsoft.com/office/word/2015/wordml/symex" xmlns:wpg="http://schemas.microsoft.com/office/word/2010/wordprocessingGroup" xmlns:wpi="http://schemas.microsoft.com/office/word/2010/wordprocessingInk" xmlns:wne="http://schemas.microsoft.com/office/word/2006/wordml" xmlns:wps="http://schemas.microsoft.com/office/word/2010/wordprocessingShape" mc:Ignorable="w14 w15 w16se w16cid w16 w16cex w16sdtdh w16sdtfl w16du wp14">
   <w:tbl>
     <w:tblPr>
@@ -2584,7 +2331,6 @@
   <w:style w:type="character" w:default="1" w:styleId="Absatz-Standardschriftart">
     <w:name w:val="Default Paragraph Font"/>
     <w:uiPriority w:val="1"/>
-    <w:semiHidden/>
     <w:unhideWhenUsed/>
   </w:style>
   <w:style w:type="table" w:default="1" w:styleId="NormaleTabelle">
